--- a/лаб 5/Отчет 5.docx
+++ b/лаб 5/Отчет 5.docx
@@ -5,6 +5,9 @@
     <w:p>
       <w:pPr>
         <w:ind w:right="424" w:firstLine="284"/>
+        <w:rPr>
+          <w:rFonts w:ascii="Times New Roman" w:hAnsi="Times New Roman" w:cs="Times New Roman"/>
+        </w:rPr>
       </w:pPr>
     </w:p>
     <w:p>
@@ -12,6 +15,9 @@
         <w:pStyle w:val="Default"/>
         <w:ind w:right="424" w:firstLine="284"/>
         <w:jc w:val="center"/>
+        <w:rPr>
+          <w:rFonts w:ascii="Times New Roman" w:hAnsi="Times New Roman" w:cs="Times New Roman"/>
+        </w:rPr>
       </w:pPr>
       <w:r>
         <w:rPr>
@@ -27,6 +33,9 @@
         <w:pStyle w:val="Default"/>
         <w:ind w:right="424" w:firstLine="284"/>
         <w:jc w:val="center"/>
+        <w:rPr>
+          <w:rFonts w:ascii="Times New Roman" w:hAnsi="Times New Roman" w:cs="Times New Roman"/>
+        </w:rPr>
       </w:pPr>
       <w:r>
         <w:rPr>
@@ -42,6 +51,9 @@
         <w:pStyle w:val="Default"/>
         <w:ind w:right="424" w:firstLine="284"/>
         <w:jc w:val="center"/>
+        <w:rPr>
+          <w:rFonts w:ascii="Times New Roman" w:hAnsi="Times New Roman" w:cs="Times New Roman"/>
+        </w:rPr>
       </w:pPr>
       <w:r>
         <w:rPr>
@@ -57,6 +69,9 @@
         <w:pStyle w:val="Default"/>
         <w:ind w:right="424" w:firstLine="284"/>
         <w:jc w:val="center"/>
+        <w:rPr>
+          <w:rFonts w:ascii="Times New Roman" w:hAnsi="Times New Roman" w:cs="Times New Roman"/>
+        </w:rPr>
       </w:pPr>
       <w:r>
         <w:rPr>
@@ -71,6 +86,9 @@
       <w:pPr>
         <w:ind w:right="424" w:firstLine="284"/>
         <w:jc w:val="center"/>
+        <w:rPr>
+          <w:rFonts w:ascii="Times New Roman" w:hAnsi="Times New Roman" w:cs="Times New Roman"/>
+        </w:rPr>
       </w:pPr>
       <w:r>
         <w:rPr>
@@ -232,6 +250,9 @@
       <w:pPr>
         <w:ind w:right="424" w:firstLine="284"/>
         <w:jc w:val="center"/>
+        <w:rPr>
+          <w:rFonts w:ascii="Times New Roman" w:hAnsi="Times New Roman" w:cs="Times New Roman"/>
+        </w:rPr>
       </w:pPr>
       <w:r>
         <w:rPr>
@@ -312,6 +333,9 @@
     <w:p>
       <w:pPr>
         <w:ind w:right="424" w:firstLine="284"/>
+        <w:rPr>
+          <w:rFonts w:ascii="Times New Roman" w:hAnsi="Times New Roman" w:cs="Times New Roman"/>
+        </w:rPr>
       </w:pPr>
       <w:r>
         <w:rPr>
@@ -357,6 +381,9 @@
     <w:p>
       <w:pPr>
         <w:ind w:right="424" w:firstLine="284"/>
+        <w:rPr>
+          <w:rFonts w:ascii="Times New Roman" w:hAnsi="Times New Roman" w:cs="Times New Roman"/>
+        </w:rPr>
       </w:pPr>
       <w:r>
         <w:rPr>
@@ -388,6 +415,9 @@
     <w:p>
       <w:pPr>
         <w:ind w:right="424" w:firstLine="284"/>
+        <w:rPr>
+          <w:rFonts w:ascii="Times New Roman" w:hAnsi="Times New Roman" w:cs="Times New Roman"/>
+        </w:rPr>
       </w:pPr>
       <w:r>
         <w:rPr>
@@ -719,14 +749,48 @@
       </w:pPr>
       <w:r>
         <w:rPr>
-          <w:rFonts w:ascii="Times New Roman" w:hAnsi="Times New Roman" w:cs="Times New Roman" w:hint="cs"/>
+          <w:rFonts w:ascii="Times New Roman" w:hAnsi="Times New Roman" w:cs="Times New Roman"/>
           <w:b/>
           <w:bCs/>
           <w:sz w:val="28"/>
           <w:szCs w:val="28"/>
         </w:rPr>
-        <w:t>Цель</w:t>
-      </w:r>
+        <w:t>Цель работы</w:t>
+      </w:r>
+      <w:r>
+        <w:rPr>
+          <w:rFonts w:ascii="Times New Roman" w:hAnsi="Times New Roman" w:cs="Times New Roman"/>
+          <w:sz w:val="28"/>
+          <w:szCs w:val="28"/>
+        </w:rPr>
+        <w:t>:</w:t>
+      </w:r>
+      <w:r>
+        <w:rPr>
+          <w:rFonts w:ascii="Times New Roman" w:hAnsi="Times New Roman" w:cs="Times New Roman"/>
+          <w:sz w:val="28"/>
+          <w:szCs w:val="28"/>
+        </w:rPr>
+        <w:t xml:space="preserve"> </w:t>
+      </w:r>
+      <w:r>
+        <w:rPr>
+          <w:rFonts w:ascii="Times New Roman" w:hAnsi="Times New Roman" w:cs="Times New Roman"/>
+          <w:sz w:val="28"/>
+          <w:szCs w:val="28"/>
+        </w:rPr>
+        <w:t>Ознакомиться с оставшимися необходимыми компонентами образа и подготовить их к записи на носитель: дерево устройств, загрузчик, extlinux.</w:t>
+      </w:r>
+    </w:p>
+    <w:p>
+      <w:pPr>
+        <w:ind w:right="424"/>
+        <w:rPr>
+          <w:rFonts w:ascii="Times New Roman" w:hAnsi="Times New Roman" w:cs="Times New Roman"/>
+          <w:sz w:val="28"/>
+          <w:szCs w:val="28"/>
+        </w:rPr>
+      </w:pPr>
       <w:r>
         <w:rPr>
           <w:rFonts w:ascii="Times New Roman" w:hAnsi="Times New Roman" w:cs="Times New Roman"/>
@@ -735,81 +799,7 @@
           <w:sz w:val="28"/>
           <w:szCs w:val="28"/>
         </w:rPr>
-        <w:t xml:space="preserve"> </w:t>
-      </w:r>
-      <w:r>
-        <w:rPr>
-          <w:rFonts w:ascii="Times New Roman" w:hAnsi="Times New Roman" w:cs="Times New Roman" w:hint="cs"/>
-          <w:b/>
-          <w:bCs/>
-          <w:sz w:val="28"/>
-          <w:szCs w:val="28"/>
-        </w:rPr>
-        <w:t>работы</w:t>
-      </w:r>
-      <w:r>
-        <w:rPr>
-          <w:rFonts w:ascii="Times New Roman" w:hAnsi="Times New Roman" w:cs="Times New Roman"/>
-          <w:sz w:val="28"/>
-          <w:szCs w:val="28"/>
-        </w:rPr>
-        <w:t>:</w:t>
-      </w:r>
-      <w:r>
-        <w:rPr>
-          <w:rFonts w:ascii="Times New Roman" w:hAnsi="Times New Roman" w:cs="Times New Roman"/>
-          <w:sz w:val="28"/>
-          <w:szCs w:val="28"/>
-        </w:rPr>
-        <w:t xml:space="preserve"> </w:t>
-      </w:r>
-      <w:r>
-        <w:rPr>
-          <w:rFonts w:ascii="Times New Roman" w:hAnsi="Times New Roman" w:cs="Times New Roman"/>
-          <w:sz w:val="28"/>
-          <w:szCs w:val="28"/>
-        </w:rPr>
-        <w:t>Ознакомиться с оставшимися необходимыми компонентами образа и подготовить их к записи на носитель: дерево устройств, загрузчик, extlinux.</w:t>
-      </w:r>
-    </w:p>
-    <w:p>
-      <w:pPr>
-        <w:ind w:right="424"/>
-        <w:rPr>
-          <w:rFonts w:ascii="Times New Roman" w:hAnsi="Times New Roman" w:cs="Times New Roman"/>
-          <w:sz w:val="28"/>
-          <w:szCs w:val="28"/>
-        </w:rPr>
-      </w:pPr>
-      <w:r>
-        <w:rPr>
-          <w:rFonts w:ascii="Times New Roman" w:hAnsi="Times New Roman" w:cs="Times New Roman"/>
-          <w:b/>
-          <w:bCs/>
-          <w:sz w:val="28"/>
-          <w:szCs w:val="28"/>
-        </w:rPr>
-        <w:t>Ход</w:t>
-      </w:r>
-      <w:r>
-        <w:rPr>
-          <w:rFonts w:ascii="Times New Roman" w:hAnsi="Times New Roman" w:cs="Times New Roman"/>
-          <w:b/>
-          <w:bCs/>
-          <w:sz w:val="28"/>
-          <w:szCs w:val="28"/>
-        </w:rPr>
-        <w:t xml:space="preserve"> </w:t>
-      </w:r>
-      <w:r>
-        <w:rPr>
-          <w:rFonts w:ascii="Times New Roman" w:hAnsi="Times New Roman" w:cs="Times New Roman" w:hint="cs"/>
-          <w:b/>
-          <w:bCs/>
-          <w:sz w:val="28"/>
-          <w:szCs w:val="28"/>
-        </w:rPr>
-        <w:t>работы</w:t>
+        <w:t>Ход работы</w:t>
       </w:r>
       <w:r>
         <w:rPr>
@@ -829,6 +819,142 @@
         </w:numPr>
         <w:ind w:right="424"/>
         <w:rPr>
+          <w:rFonts w:ascii="Times New Roman" w:hAnsi="Times New Roman" w:cs="Times New Roman"/>
+          <w:sz w:val="28"/>
+          <w:szCs w:val="28"/>
+        </w:rPr>
+      </w:pPr>
+      <w:r>
+        <w:rPr>
+          <w:rFonts w:ascii="Times New Roman" w:hAnsi="Times New Roman" w:cs="Times New Roman"/>
+          <w:sz w:val="28"/>
+          <w:szCs w:val="28"/>
+        </w:rPr>
+        <w:t xml:space="preserve">Склонирован репозиторий для сборки </w:t>
+      </w:r>
+      <w:r>
+        <w:rPr>
+          <w:rFonts w:ascii="Times New Roman" w:hAnsi="Times New Roman" w:cs="Times New Roman"/>
+          <w:sz w:val="28"/>
+          <w:szCs w:val="28"/>
+        </w:rPr>
+        <w:t>Open Supervisor Binary Interface</w:t>
+      </w:r>
+      <w:r>
+        <w:rPr>
+          <w:rFonts w:ascii="Times New Roman" w:hAnsi="Times New Roman" w:cs="Times New Roman"/>
+          <w:sz w:val="28"/>
+          <w:szCs w:val="28"/>
+        </w:rPr>
+        <w:t xml:space="preserve"> </w:t>
+      </w:r>
+      <w:r>
+        <w:rPr>
+          <w:rFonts w:ascii="Times New Roman" w:hAnsi="Times New Roman" w:cs="Times New Roman"/>
+          <w:sz w:val="28"/>
+          <w:szCs w:val="28"/>
+        </w:rPr>
+        <w:t>Этот стандарт определяет интерфейс между программной средой выполнения(M-mode) и супервизором(S-mode)</w:t>
+      </w:r>
+      <w:r>
+        <w:rPr>
+          <w:rFonts w:ascii="Times New Roman" w:hAnsi="Times New Roman" w:cs="Times New Roman"/>
+          <w:sz w:val="28"/>
+          <w:szCs w:val="28"/>
+        </w:rPr>
+        <w:t xml:space="preserve"> </w:t>
+      </w:r>
+      <w:r>
+        <w:rPr>
+          <w:rFonts w:ascii="Cascadia Code" w:hAnsi="Cascadia Code" w:cs="Times New Roman"/>
+          <w:sz w:val="28"/>
+          <w:szCs w:val="28"/>
+          <w:lang w:val="en-US"/>
+        </w:rPr>
+        <w:t>git</w:t>
+      </w:r>
+      <w:r>
+        <w:rPr>
+          <w:rFonts w:ascii="Cascadia Code" w:hAnsi="Cascadia Code" w:cs="Times New Roman"/>
+          <w:sz w:val="28"/>
+          <w:szCs w:val="28"/>
+        </w:rPr>
+        <w:t xml:space="preserve"> </w:t>
+      </w:r>
+      <w:r>
+        <w:rPr>
+          <w:rFonts w:ascii="Cascadia Code" w:hAnsi="Cascadia Code" w:cs="Times New Roman"/>
+          <w:sz w:val="28"/>
+          <w:szCs w:val="28"/>
+          <w:lang w:val="en-US"/>
+        </w:rPr>
+        <w:t>clone</w:t>
+      </w:r>
+      <w:r>
+        <w:rPr>
+          <w:rFonts w:ascii="Cascadia Code" w:hAnsi="Cascadia Code" w:cs="Times New Roman"/>
+          <w:sz w:val="28"/>
+          <w:szCs w:val="28"/>
+        </w:rPr>
+        <w:t xml:space="preserve"> </w:t>
+      </w:r>
+      <w:r>
+        <w:rPr>
+          <w:rFonts w:ascii="Cascadia Code" w:hAnsi="Cascadia Code" w:cs="Times New Roman"/>
+          <w:sz w:val="28"/>
+          <w:szCs w:val="28"/>
+        </w:rPr>
+        <w:t>https://github.com/riscv-software-src/opensbi</w:t>
+      </w:r>
+    </w:p>
+    <w:p>
+      <w:pPr>
+        <w:pStyle w:val="af0"/>
+        <w:numPr>
+          <w:ilvl w:val="0"/>
+          <w:numId w:val="5"/>
+        </w:numPr>
+        <w:ind w:right="424"/>
+        <w:rPr>
+          <w:rFonts w:ascii="Times New Roman" w:hAnsi="Times New Roman" w:cs="Times New Roman"/>
+          <w:sz w:val="28"/>
+          <w:szCs w:val="28"/>
+        </w:rPr>
+      </w:pPr>
+      <w:r>
+        <w:rPr>
+          <w:rFonts w:ascii="Times New Roman" w:hAnsi="Times New Roman" w:cs="Times New Roman"/>
+          <w:sz w:val="28"/>
+          <w:szCs w:val="28"/>
+        </w:rPr>
+        <w:t xml:space="preserve">Переход в склонированную директорию </w:t>
+      </w:r>
+      <w:r>
+        <w:rPr>
+          <w:rFonts w:ascii="Cascadia Code" w:hAnsi="Cascadia Code" w:cs="Times New Roman"/>
+          <w:sz w:val="28"/>
+          <w:szCs w:val="28"/>
+        </w:rPr>
+        <w:t>cd opensbi</w:t>
+      </w:r>
+      <w:r>
+        <w:rPr>
+          <w:rFonts w:ascii="Times New Roman" w:hAnsi="Times New Roman" w:cs="Times New Roman"/>
+          <w:sz w:val="28"/>
+          <w:szCs w:val="28"/>
+        </w:rPr>
+        <w:t>.</w:t>
+      </w:r>
+    </w:p>
+    <w:p>
+      <w:pPr>
+        <w:pStyle w:val="af0"/>
+        <w:numPr>
+          <w:ilvl w:val="0"/>
+          <w:numId w:val="5"/>
+        </w:numPr>
+        <w:ind w:right="424"/>
+        <w:rPr>
           <w:rFonts w:cs="Times New Roman"/>
           <w:sz w:val="28"/>
           <w:szCs w:val="28"/>
@@ -841,7 +967,7 @@
           <w:sz w:val="28"/>
           <w:szCs w:val="28"/>
         </w:rPr>
-        <w:t>Установлены</w:t>
+        <w:t>Запуск</w:t>
       </w:r>
       <w:r>
         <w:rPr>
@@ -851,6 +977,851 @@
           <w:lang w:val="en-US"/>
         </w:rPr>
         <w:t xml:space="preserve"> </w:t>
+      </w:r>
+      <w:r>
+        <w:rPr>
+          <w:rFonts w:ascii="Times New Roman" w:hAnsi="Times New Roman" w:cs="Times New Roman"/>
+          <w:sz w:val="28"/>
+          <w:szCs w:val="28"/>
+        </w:rPr>
+        <w:t>сборки</w:t>
+      </w:r>
+      <w:r>
+        <w:rPr>
+          <w:rFonts w:ascii="Times New Roman" w:hAnsi="Times New Roman" w:cs="Times New Roman"/>
+          <w:sz w:val="28"/>
+          <w:szCs w:val="28"/>
+          <w:lang w:val="en-US"/>
+        </w:rPr>
+        <w:t xml:space="preserve"> </w:t>
+      </w:r>
+      <w:r>
+        <w:rPr>
+          <w:rFonts w:ascii="Times New Roman" w:hAnsi="Times New Roman" w:cs="Times New Roman"/>
+          <w:sz w:val="28"/>
+          <w:szCs w:val="28"/>
+        </w:rPr>
+        <w:t>под</w:t>
+      </w:r>
+      <w:r>
+        <w:rPr>
+          <w:rFonts w:ascii="Times New Roman" w:hAnsi="Times New Roman" w:cs="Times New Roman"/>
+          <w:sz w:val="28"/>
+          <w:szCs w:val="28"/>
+          <w:lang w:val="en-US"/>
+        </w:rPr>
+        <w:t xml:space="preserve"> riscv64 </w:t>
+      </w:r>
+      <w:r>
+        <w:rPr>
+          <w:rFonts w:ascii="Cascadia Code" w:hAnsi="Cascadia Code" w:cs="Times New Roman"/>
+          <w:sz w:val="28"/>
+          <w:szCs w:val="28"/>
+          <w:lang w:val="en-US"/>
+        </w:rPr>
+        <w:t>make CROSS_COMPILE=riscv64-linux-gnu- PLATFORM=generic FW_PIC=y</w:t>
+      </w:r>
+      <w:r>
+        <w:rPr>
+          <w:rFonts w:ascii="Times New Roman" w:hAnsi="Times New Roman" w:cs="Times New Roman"/>
+          <w:sz w:val="28"/>
+          <w:szCs w:val="28"/>
+          <w:lang w:val="en-US"/>
+        </w:rPr>
+        <w:t xml:space="preserve">. </w:t>
+      </w:r>
+      <w:r>
+        <w:rPr>
+          <w:rFonts w:cs="Times New Roman"/>
+          <w:sz w:val="28"/>
+          <w:szCs w:val="28"/>
+        </w:rPr>
+        <w:drawing>
+          <wp:inline distT="0" distB="0" distL="0" distR="0" wp14:anchorId="5A578FC2" wp14:editId="21AD50BF">
+            <wp:extent cx="6650743" cy="3527200"/>
+            <wp:effectExtent l="0" t="0" r="0" b="0"/>
+            <wp:docPr id="118821997" name="Рисунок 4"/>
+            <wp:cNvGraphicFramePr>
+              <a:graphicFrameLocks xmlns:a="http://schemas.openxmlformats.org/drawingml/2006/main" noChangeAspect="1"/>
+            </wp:cNvGraphicFramePr>
+            <a:graphic xmlns:a="http://schemas.openxmlformats.org/drawingml/2006/main">
+              <a:graphicData uri="http://schemas.openxmlformats.org/drawingml/2006/picture">
+                <pic:pic xmlns:pic="http://schemas.openxmlformats.org/drawingml/2006/picture">
+                  <pic:nvPicPr>
+                    <pic:cNvPr id="0" name="Picture 31"/>
+                    <pic:cNvPicPr>
+                      <a:picLocks noChangeAspect="1" noChangeArrowheads="1"/>
+                    </pic:cNvPicPr>
+                  </pic:nvPicPr>
+                  <pic:blipFill>
+                    <a:blip r:embed="rId6">
+                      <a:extLst>
+                        <a:ext uri="{28A0092B-C50C-407E-A947-70E740481C1C}">
+                          <a14:useLocalDpi xmlns:a14="http://schemas.microsoft.com/office/drawing/2010/main" val="0"/>
+                        </a:ext>
+                      </a:extLst>
+                    </a:blip>
+                    <a:srcRect/>
+                    <a:stretch>
+                      <a:fillRect/>
+                    </a:stretch>
+                  </pic:blipFill>
+                  <pic:spPr bwMode="auto">
+                    <a:xfrm>
+                      <a:off x="0" y="0"/>
+                      <a:ext cx="6666497" cy="3535555"/>
+                    </a:xfrm>
+                    <a:prstGeom prst="rect">
+                      <a:avLst/>
+                    </a:prstGeom>
+                    <a:noFill/>
+                    <a:ln>
+                      <a:noFill/>
+                    </a:ln>
+                  </pic:spPr>
+                </pic:pic>
+              </a:graphicData>
+            </a:graphic>
+          </wp:inline>
+        </w:drawing>
+      </w:r>
+    </w:p>
+    <w:p>
+      <w:pPr>
+        <w:pStyle w:val="af0"/>
+        <w:numPr>
+          <w:ilvl w:val="0"/>
+          <w:numId w:val="5"/>
+        </w:numPr>
+        <w:ind w:right="424"/>
+        <w:rPr>
+          <w:rFonts w:ascii="Times New Roman" w:hAnsi="Times New Roman" w:cs="Times New Roman"/>
+          <w:sz w:val="28"/>
+          <w:szCs w:val="28"/>
+          <w:lang w:val="en-US"/>
+        </w:rPr>
+      </w:pPr>
+      <w:r>
+        <w:rPr>
+          <w:rFonts w:ascii="Times New Roman" w:hAnsi="Times New Roman" w:cs="Times New Roman"/>
+          <w:sz w:val="28"/>
+          <w:szCs w:val="28"/>
+        </w:rPr>
+        <w:t>Аналогично</w:t>
+      </w:r>
+      <w:r>
+        <w:rPr>
+          <w:rFonts w:ascii="Times New Roman" w:hAnsi="Times New Roman" w:cs="Times New Roman"/>
+          <w:sz w:val="28"/>
+          <w:szCs w:val="28"/>
+          <w:lang w:val="en-US"/>
+        </w:rPr>
+        <w:t xml:space="preserve"> </w:t>
+      </w:r>
+      <w:r>
+        <w:rPr>
+          <w:rFonts w:ascii="Times New Roman" w:hAnsi="Times New Roman" w:cs="Times New Roman"/>
+          <w:sz w:val="28"/>
+          <w:szCs w:val="28"/>
+        </w:rPr>
+        <w:t>для</w:t>
+      </w:r>
+      <w:r>
+        <w:rPr>
+          <w:rFonts w:ascii="Times New Roman" w:hAnsi="Times New Roman" w:cs="Times New Roman"/>
+          <w:sz w:val="28"/>
+          <w:szCs w:val="28"/>
+          <w:lang w:val="en-US"/>
+        </w:rPr>
+        <w:t xml:space="preserve"> u-boot: </w:t>
+      </w:r>
+      <w:r>
+        <w:rPr>
+          <w:rFonts w:ascii="Times New Roman" w:hAnsi="Times New Roman" w:cs="Times New Roman"/>
+          <w:sz w:val="28"/>
+          <w:szCs w:val="28"/>
+          <w:lang w:val="en-US"/>
+        </w:rPr>
+        <w:t>git clone https://github.com/smaeul/u-boot -b d1-wip</w:t>
+      </w:r>
+      <w:r>
+        <w:rPr>
+          <w:rFonts w:ascii="Times New Roman" w:hAnsi="Times New Roman" w:cs="Times New Roman"/>
+          <w:sz w:val="28"/>
+          <w:szCs w:val="28"/>
+          <w:lang w:val="en-US"/>
+        </w:rPr>
+        <w:t xml:space="preserve">, </w:t>
+      </w:r>
+      <w:r>
+        <w:rPr>
+          <w:rFonts w:ascii="Times New Roman" w:hAnsi="Times New Roman" w:cs="Times New Roman"/>
+          <w:sz w:val="28"/>
+          <w:szCs w:val="28"/>
+          <w:lang w:val="en-US"/>
+        </w:rPr>
+        <w:t>cd u-boot</w:t>
+      </w:r>
+      <w:r>
+        <w:rPr>
+          <w:rFonts w:ascii="Times New Roman" w:hAnsi="Times New Roman" w:cs="Times New Roman"/>
+          <w:sz w:val="28"/>
+          <w:szCs w:val="28"/>
+          <w:lang w:val="en-US"/>
+        </w:rPr>
+        <w:t xml:space="preserve">, </w:t>
+      </w:r>
+      <w:r>
+        <w:rPr>
+          <w:rFonts w:ascii="Times New Roman" w:hAnsi="Times New Roman" w:cs="Times New Roman"/>
+          <w:sz w:val="28"/>
+          <w:szCs w:val="28"/>
+          <w:lang w:val="en-US"/>
+        </w:rPr>
+        <w:t>make CROSS_COMPILE=riscv64-linux-gnu- lichee_rv_dock_defconfig</w:t>
+      </w:r>
+      <w:r>
+        <w:rPr>
+          <w:rFonts w:ascii="Times New Roman" w:hAnsi="Times New Roman" w:cs="Times New Roman"/>
+          <w:sz w:val="28"/>
+          <w:szCs w:val="28"/>
+          <w:lang w:val="en-US"/>
+        </w:rPr>
+        <w:t xml:space="preserve">, </w:t>
+      </w:r>
+      <w:r>
+        <w:rPr>
+          <w:rFonts w:ascii="Times New Roman" w:hAnsi="Times New Roman" w:cs="Times New Roman"/>
+          <w:sz w:val="28"/>
+          <w:szCs w:val="28"/>
+          <w:lang w:val="en-US"/>
+        </w:rPr>
+        <w:t>make CROSS_COMPILE=riscv64-linux-gnuOPENSBI=../opensbi/build/platform/generic/firmware/fw_dynamic.bin</w:t>
+      </w:r>
+      <w:r>
+        <w:rPr>
+          <w:rFonts w:ascii="Times New Roman" w:hAnsi="Times New Roman" w:cs="Times New Roman"/>
+          <w:sz w:val="28"/>
+          <w:szCs w:val="28"/>
+          <w:lang w:val="en-US"/>
+        </w:rPr>
+        <w:t>.</w:t>
+      </w:r>
+      <w:r>
+        <w:rPr>
+          <w:rFonts w:ascii="Times New Roman" w:eastAsia="Times New Roman" w:hAnsi="Times New Roman" w:cs="Times New Roman"/>
+          <w:kern w:val="0"/>
+          <w:lang w:val="en-US" w:eastAsia="ru-RU" w:bidi="ar-SA"/>
+        </w:rPr>
+        <w:t xml:space="preserve"> </w:t>
+      </w:r>
+      <w:r>
+        <w:rPr>
+          <w:rFonts w:cs="Times New Roman"/>
+          <w:sz w:val="28"/>
+          <w:szCs w:val="28"/>
+        </w:rPr>
+        <w:drawing>
+          <wp:inline distT="0" distB="0" distL="0" distR="0" wp14:anchorId="2DB200F6" wp14:editId="176F249F">
+            <wp:extent cx="6308090" cy="2178125"/>
+            <wp:effectExtent l="0" t="0" r="0" b="0"/>
+            <wp:docPr id="1366135277" name="Рисунок 6"/>
+            <wp:cNvGraphicFramePr>
+              <a:graphicFrameLocks xmlns:a="http://schemas.openxmlformats.org/drawingml/2006/main" noChangeAspect="1"/>
+            </wp:cNvGraphicFramePr>
+            <a:graphic xmlns:a="http://schemas.openxmlformats.org/drawingml/2006/main">
+              <a:graphicData uri="http://schemas.openxmlformats.org/drawingml/2006/picture">
+                <pic:pic xmlns:pic="http://schemas.openxmlformats.org/drawingml/2006/picture">
+                  <pic:nvPicPr>
+                    <pic:cNvPr id="0" name="Picture 38"/>
+                    <pic:cNvPicPr>
+                      <a:picLocks noChangeAspect="1" noChangeArrowheads="1"/>
+                    </pic:cNvPicPr>
+                  </pic:nvPicPr>
+                  <pic:blipFill>
+                    <a:blip r:embed="rId7">
+                      <a:extLst>
+                        <a:ext uri="{28A0092B-C50C-407E-A947-70E740481C1C}">
+                          <a14:useLocalDpi xmlns:a14="http://schemas.microsoft.com/office/drawing/2010/main" val="0"/>
+                        </a:ext>
+                      </a:extLst>
+                    </a:blip>
+                    <a:srcRect/>
+                    <a:stretch>
+                      <a:fillRect/>
+                    </a:stretch>
+                  </pic:blipFill>
+                  <pic:spPr bwMode="auto">
+                    <a:xfrm>
+                      <a:off x="0" y="0"/>
+                      <a:ext cx="6338034" cy="2188464"/>
+                    </a:xfrm>
+                    <a:prstGeom prst="rect">
+                      <a:avLst/>
+                    </a:prstGeom>
+                    <a:noFill/>
+                    <a:ln>
+                      <a:noFill/>
+                    </a:ln>
+                  </pic:spPr>
+                </pic:pic>
+              </a:graphicData>
+            </a:graphic>
+          </wp:inline>
+        </w:drawing>
+      </w:r>
+      <w:r>
+        <w:rPr>
+          <w:rFonts w:eastAsia="Times New Roman" w:cs="Times New Roman"/>
+          <w:kern w:val="0"/>
+          <w:lang w:eastAsia="ru-RU" w:bidi="ar-SA"/>
+        </w:rPr>
+        <w:drawing>
+          <wp:inline distT="0" distB="0" distL="0" distR="0" wp14:anchorId="0DA80624" wp14:editId="00E0810C">
+            <wp:extent cx="6212840" cy="530764"/>
+            <wp:effectExtent l="0" t="0" r="0" b="3175"/>
+            <wp:docPr id="791819097" name="Рисунок 8"/>
+            <wp:cNvGraphicFramePr>
+              <a:graphicFrameLocks xmlns:a="http://schemas.openxmlformats.org/drawingml/2006/main" noChangeAspect="1"/>
+            </wp:cNvGraphicFramePr>
+            <a:graphic xmlns:a="http://schemas.openxmlformats.org/drawingml/2006/main">
+              <a:graphicData uri="http://schemas.openxmlformats.org/drawingml/2006/picture">
+                <pic:pic xmlns:pic="http://schemas.openxmlformats.org/drawingml/2006/picture">
+                  <pic:nvPicPr>
+                    <pic:cNvPr id="0" name="Picture 45"/>
+                    <pic:cNvPicPr>
+                      <a:picLocks noChangeAspect="1" noChangeArrowheads="1"/>
+                    </pic:cNvPicPr>
+                  </pic:nvPicPr>
+                  <pic:blipFill>
+                    <a:blip r:embed="rId8">
+                      <a:extLst>
+                        <a:ext uri="{28A0092B-C50C-407E-A947-70E740481C1C}">
+                          <a14:useLocalDpi xmlns:a14="http://schemas.microsoft.com/office/drawing/2010/main" val="0"/>
+                        </a:ext>
+                      </a:extLst>
+                    </a:blip>
+                    <a:srcRect/>
+                    <a:stretch>
+                      <a:fillRect/>
+                    </a:stretch>
+                  </pic:blipFill>
+                  <pic:spPr bwMode="auto">
+                    <a:xfrm>
+                      <a:off x="0" y="0"/>
+                      <a:ext cx="6377973" cy="544871"/>
+                    </a:xfrm>
+                    <a:prstGeom prst="rect">
+                      <a:avLst/>
+                    </a:prstGeom>
+                    <a:noFill/>
+                    <a:ln>
+                      <a:noFill/>
+                    </a:ln>
+                  </pic:spPr>
+                </pic:pic>
+              </a:graphicData>
+            </a:graphic>
+          </wp:inline>
+        </w:drawing>
+      </w:r>
+    </w:p>
+    <w:p>
+      <w:pPr>
+        <w:pStyle w:val="af0"/>
+        <w:numPr>
+          <w:ilvl w:val="0"/>
+          <w:numId w:val="5"/>
+        </w:numPr>
+        <w:ind w:right="424"/>
+        <w:rPr>
+          <w:rFonts w:ascii="Times New Roman" w:hAnsi="Times New Roman" w:cs="Times New Roman"/>
+          <w:sz w:val="28"/>
+          <w:szCs w:val="28"/>
+          <w:lang w:val="en-US"/>
+        </w:rPr>
+      </w:pPr>
+      <w:r>
+        <w:rPr>
+          <w:rFonts w:ascii="Times New Roman" w:hAnsi="Times New Roman" w:cs="Times New Roman"/>
+          <w:sz w:val="28"/>
+          <w:szCs w:val="28"/>
+        </w:rPr>
+        <w:t>Бинарный</w:t>
+      </w:r>
+      <w:r>
+        <w:rPr>
+          <w:rFonts w:ascii="Times New Roman" w:hAnsi="Times New Roman" w:cs="Times New Roman"/>
+          <w:sz w:val="28"/>
+          <w:szCs w:val="28"/>
+          <w:lang w:val="en-US"/>
+        </w:rPr>
+        <w:t xml:space="preserve"> </w:t>
+      </w:r>
+      <w:r>
+        <w:rPr>
+          <w:rFonts w:ascii="Times New Roman" w:hAnsi="Times New Roman" w:cs="Times New Roman"/>
+          <w:sz w:val="28"/>
+          <w:szCs w:val="28"/>
+        </w:rPr>
+        <w:t>файл</w:t>
+      </w:r>
+      <w:r>
+        <w:rPr>
+          <w:rFonts w:ascii="Times New Roman" w:hAnsi="Times New Roman" w:cs="Times New Roman"/>
+          <w:sz w:val="28"/>
+          <w:szCs w:val="28"/>
+          <w:lang w:val="en-US"/>
+        </w:rPr>
+        <w:t xml:space="preserve"> u-boot </w:t>
+      </w:r>
+      <w:r>
+        <w:rPr>
+          <w:rFonts w:ascii="Times New Roman" w:hAnsi="Times New Roman" w:cs="Times New Roman"/>
+          <w:sz w:val="28"/>
+          <w:szCs w:val="28"/>
+          <w:lang w:val="en-US"/>
+        </w:rPr>
+        <w:t>u-boot-sunxi-with-spl.bin</w:t>
+      </w:r>
+      <w:r>
+        <w:rPr>
+          <w:rFonts w:ascii="Times New Roman" w:hAnsi="Times New Roman" w:cs="Times New Roman"/>
+          <w:sz w:val="28"/>
+          <w:szCs w:val="28"/>
+          <w:lang w:val="en-US"/>
+        </w:rPr>
+        <w:t xml:space="preserve"> </w:t>
+      </w:r>
+      <w:r>
+        <w:rPr>
+          <w:rFonts w:ascii="Times New Roman" w:hAnsi="Times New Roman" w:cs="Times New Roman"/>
+          <w:sz w:val="28"/>
+          <w:szCs w:val="28"/>
+        </w:rPr>
+        <w:t>оказался</w:t>
+      </w:r>
+      <w:r>
+        <w:rPr>
+          <w:rFonts w:ascii="Times New Roman" w:hAnsi="Times New Roman" w:cs="Times New Roman"/>
+          <w:sz w:val="28"/>
+          <w:szCs w:val="28"/>
+          <w:lang w:val="en-US"/>
+        </w:rPr>
+        <w:t xml:space="preserve"> </w:t>
+      </w:r>
+      <w:r>
+        <w:rPr>
+          <w:rFonts w:ascii="Times New Roman" w:hAnsi="Times New Roman" w:cs="Times New Roman"/>
+          <w:sz w:val="28"/>
+          <w:szCs w:val="28"/>
+        </w:rPr>
+        <w:t>в</w:t>
+      </w:r>
+      <w:r>
+        <w:rPr>
+          <w:rFonts w:ascii="Times New Roman" w:hAnsi="Times New Roman" w:cs="Times New Roman"/>
+          <w:sz w:val="28"/>
+          <w:szCs w:val="28"/>
+          <w:lang w:val="en-US"/>
+        </w:rPr>
+        <w:t xml:space="preserve"> </w:t>
+      </w:r>
+      <w:r>
+        <w:rPr>
+          <w:rFonts w:ascii="Times New Roman" w:hAnsi="Times New Roman" w:cs="Times New Roman"/>
+          <w:sz w:val="28"/>
+          <w:szCs w:val="28"/>
+        </w:rPr>
+        <w:t>директории</w:t>
+      </w:r>
+      <w:r>
+        <w:rPr>
+          <w:rFonts w:ascii="Times New Roman" w:hAnsi="Times New Roman" w:cs="Times New Roman"/>
+          <w:sz w:val="28"/>
+          <w:szCs w:val="28"/>
+          <w:lang w:val="en-US"/>
+        </w:rPr>
+        <w:t xml:space="preserve"> </w:t>
+      </w:r>
+      <w:r>
+        <w:rPr>
+          <w:rFonts w:ascii="Times New Roman" w:hAnsi="Times New Roman" w:cs="Times New Roman"/>
+          <w:sz w:val="28"/>
+          <w:szCs w:val="28"/>
+        </w:rPr>
+        <w:t>сборки</w:t>
+      </w:r>
+      <w:r>
+        <w:rPr>
+          <w:rFonts w:ascii="Times New Roman" w:hAnsi="Times New Roman" w:cs="Times New Roman"/>
+          <w:sz w:val="28"/>
+          <w:szCs w:val="28"/>
+          <w:lang w:val="en-US"/>
+        </w:rPr>
+        <w:t xml:space="preserve">. </w:t>
+      </w:r>
+      <w:r>
+        <w:rPr>
+          <w:rFonts w:cs="Times New Roman"/>
+          <w:sz w:val="28"/>
+          <w:szCs w:val="28"/>
+        </w:rPr>
+        <w:drawing>
+          <wp:inline distT="0" distB="0" distL="0" distR="0" wp14:anchorId="19672E08" wp14:editId="27494842">
+            <wp:extent cx="6200775" cy="485775"/>
+            <wp:effectExtent l="0" t="0" r="9525" b="9525"/>
+            <wp:docPr id="1828416446" name="Рисунок 10"/>
+            <wp:cNvGraphicFramePr>
+              <a:graphicFrameLocks xmlns:a="http://schemas.openxmlformats.org/drawingml/2006/main" noChangeAspect="1"/>
+            </wp:cNvGraphicFramePr>
+            <a:graphic xmlns:a="http://schemas.openxmlformats.org/drawingml/2006/main">
+              <a:graphicData uri="http://schemas.openxmlformats.org/drawingml/2006/picture">
+                <pic:pic xmlns:pic="http://schemas.openxmlformats.org/drawingml/2006/picture">
+                  <pic:nvPicPr>
+                    <pic:cNvPr id="0" name="Picture 52"/>
+                    <pic:cNvPicPr>
+                      <a:picLocks noChangeAspect="1" noChangeArrowheads="1"/>
+                    </pic:cNvPicPr>
+                  </pic:nvPicPr>
+                  <pic:blipFill>
+                    <a:blip r:embed="rId9">
+                      <a:extLst>
+                        <a:ext uri="{28A0092B-C50C-407E-A947-70E740481C1C}">
+                          <a14:useLocalDpi xmlns:a14="http://schemas.microsoft.com/office/drawing/2010/main" val="0"/>
+                        </a:ext>
+                      </a:extLst>
+                    </a:blip>
+                    <a:srcRect/>
+                    <a:stretch>
+                      <a:fillRect/>
+                    </a:stretch>
+                  </pic:blipFill>
+                  <pic:spPr bwMode="auto">
+                    <a:xfrm>
+                      <a:off x="0" y="0"/>
+                      <a:ext cx="6200775" cy="485775"/>
+                    </a:xfrm>
+                    <a:prstGeom prst="rect">
+                      <a:avLst/>
+                    </a:prstGeom>
+                    <a:noFill/>
+                    <a:ln>
+                      <a:noFill/>
+                    </a:ln>
+                  </pic:spPr>
+                </pic:pic>
+              </a:graphicData>
+            </a:graphic>
+          </wp:inline>
+        </w:drawing>
+      </w:r>
+    </w:p>
+    <w:p>
+      <w:pPr>
+        <w:pStyle w:val="af0"/>
+        <w:numPr>
+          <w:ilvl w:val="0"/>
+          <w:numId w:val="5"/>
+        </w:numPr>
+        <w:ind w:right="424"/>
+        <w:rPr>
+          <w:rFonts w:cs="Times New Roman"/>
+          <w:sz w:val="28"/>
+          <w:szCs w:val="28"/>
+        </w:rPr>
+      </w:pPr>
+      <w:r>
+        <w:rPr>
+          <w:rFonts w:ascii="Times New Roman" w:hAnsi="Times New Roman" w:cs="Times New Roman"/>
+          <w:sz w:val="28"/>
+          <w:szCs w:val="28"/>
+        </w:rPr>
+        <w:t xml:space="preserve">Написан </w:t>
+      </w:r>
+      <w:r>
+        <w:rPr>
+          <w:rFonts w:ascii="Times New Roman" w:hAnsi="Times New Roman" w:cs="Times New Roman"/>
+          <w:sz w:val="28"/>
+          <w:szCs w:val="28"/>
+        </w:rPr>
+        <w:t>текстовый файл</w:t>
+      </w:r>
+      <w:r>
+        <w:rPr>
+          <w:rFonts w:ascii="Times New Roman" w:hAnsi="Times New Roman" w:cs="Times New Roman"/>
+          <w:sz w:val="28"/>
+          <w:szCs w:val="28"/>
+        </w:rPr>
+        <w:t xml:space="preserve"> </w:t>
+      </w:r>
+      <w:r>
+        <w:rPr>
+          <w:rFonts w:ascii="Times New Roman" w:hAnsi="Times New Roman" w:cs="Times New Roman"/>
+          <w:sz w:val="28"/>
+          <w:szCs w:val="28"/>
+        </w:rPr>
+        <w:t xml:space="preserve">extlinux.conf, который сообщает загрузчику U-Boot критически </w:t>
+      </w:r>
+      <w:r>
+        <w:rPr>
+          <w:rFonts w:ascii="Times New Roman" w:hAnsi="Times New Roman" w:cs="Times New Roman"/>
+          <w:sz w:val="28"/>
+          <w:szCs w:val="28"/>
+        </w:rPr>
+        <w:lastRenderedPageBreak/>
+        <w:t>важную информацию</w:t>
+      </w:r>
+      <w:r>
+        <w:rPr>
+          <w:rFonts w:ascii="Times New Roman" w:hAnsi="Times New Roman" w:cs="Times New Roman"/>
+          <w:sz w:val="28"/>
+          <w:szCs w:val="28"/>
+        </w:rPr>
+        <w:t>.</w:t>
+      </w:r>
+      <w:r>
+        <w:rPr>
+          <w:rFonts w:ascii="Times New Roman" w:eastAsia="Times New Roman" w:hAnsi="Times New Roman" w:cs="Times New Roman"/>
+          <w:kern w:val="0"/>
+          <w:lang w:eastAsia="ru-RU" w:bidi="ar-SA"/>
+        </w:rPr>
+        <w:t xml:space="preserve"> </w:t>
+      </w:r>
+      <w:r>
+        <w:rPr>
+          <w:rFonts w:cs="Times New Roman"/>
+          <w:sz w:val="28"/>
+          <w:szCs w:val="28"/>
+        </w:rPr>
+        <w:drawing>
+          <wp:inline distT="0" distB="0" distL="0" distR="0" wp14:anchorId="41ED1C40" wp14:editId="4742129B">
+            <wp:extent cx="5467350" cy="1352550"/>
+            <wp:effectExtent l="0" t="0" r="0" b="0"/>
+            <wp:docPr id="297026279" name="Рисунок 12"/>
+            <wp:cNvGraphicFramePr>
+              <a:graphicFrameLocks xmlns:a="http://schemas.openxmlformats.org/drawingml/2006/main" noChangeAspect="1"/>
+            </wp:cNvGraphicFramePr>
+            <a:graphic xmlns:a="http://schemas.openxmlformats.org/drawingml/2006/main">
+              <a:graphicData uri="http://schemas.openxmlformats.org/drawingml/2006/picture">
+                <pic:pic xmlns:pic="http://schemas.openxmlformats.org/drawingml/2006/picture">
+                  <pic:nvPicPr>
+                    <pic:cNvPr id="0" name="Picture 59"/>
+                    <pic:cNvPicPr>
+                      <a:picLocks noChangeAspect="1" noChangeArrowheads="1"/>
+                    </pic:cNvPicPr>
+                  </pic:nvPicPr>
+                  <pic:blipFill>
+                    <a:blip r:embed="rId10">
+                      <a:extLst>
+                        <a:ext uri="{28A0092B-C50C-407E-A947-70E740481C1C}">
+                          <a14:useLocalDpi xmlns:a14="http://schemas.microsoft.com/office/drawing/2010/main" val="0"/>
+                        </a:ext>
+                      </a:extLst>
+                    </a:blip>
+                    <a:srcRect/>
+                    <a:stretch>
+                      <a:fillRect/>
+                    </a:stretch>
+                  </pic:blipFill>
+                  <pic:spPr bwMode="auto">
+                    <a:xfrm>
+                      <a:off x="0" y="0"/>
+                      <a:ext cx="5467350" cy="1352550"/>
+                    </a:xfrm>
+                    <a:prstGeom prst="rect">
+                      <a:avLst/>
+                    </a:prstGeom>
+                    <a:noFill/>
+                    <a:ln>
+                      <a:noFill/>
+                    </a:ln>
+                  </pic:spPr>
+                </pic:pic>
+              </a:graphicData>
+            </a:graphic>
+          </wp:inline>
+        </w:drawing>
+      </w:r>
+    </w:p>
+    <w:p>
+      <w:pPr>
+        <w:pStyle w:val="af0"/>
+        <w:ind w:right="424"/>
+        <w:rPr>
+          <w:rFonts w:ascii="Times New Roman" w:hAnsi="Times New Roman" w:cs="Times New Roman"/>
+          <w:sz w:val="28"/>
+          <w:szCs w:val="28"/>
+        </w:rPr>
+      </w:pPr>
+      <w:r>
+        <w:rPr>
+          <w:rFonts w:ascii="Cascadia Code" w:hAnsi="Cascadia Code" w:cs="Times New Roman"/>
+          <w:sz w:val="28"/>
+          <w:szCs w:val="28"/>
+        </w:rPr>
+        <w:t>kernel /Image</w:t>
+      </w:r>
+      <w:r>
+        <w:rPr>
+          <w:rFonts w:ascii="Times New Roman" w:hAnsi="Times New Roman" w:cs="Times New Roman"/>
+          <w:sz w:val="28"/>
+          <w:szCs w:val="28"/>
+        </w:rPr>
+        <w:t xml:space="preserve"> — путь к ядру на разделе BOOT </w:t>
+      </w:r>
+      <w:r>
+        <w:rPr>
+          <w:rFonts w:ascii="Cascadia Code" w:hAnsi="Cascadia Code" w:cs="Times New Roman"/>
+          <w:sz w:val="28"/>
+          <w:szCs w:val="28"/>
+        </w:rPr>
+        <w:t>fdt /sun20i-d1-lichee-rv-dock.dtb</w:t>
+      </w:r>
+      <w:r>
+        <w:rPr>
+          <w:rFonts w:ascii="Times New Roman" w:hAnsi="Times New Roman" w:cs="Times New Roman"/>
+          <w:sz w:val="28"/>
+          <w:szCs w:val="28"/>
+        </w:rPr>
+        <w:t xml:space="preserve"> — путь к .dtb на разделе BOOT </w:t>
+      </w:r>
+      <w:r>
+        <w:rPr>
+          <w:rFonts w:ascii="Cascadia Code" w:hAnsi="Cascadia Code" w:cs="Times New Roman"/>
+          <w:sz w:val="28"/>
+          <w:szCs w:val="28"/>
+        </w:rPr>
+        <w:t>root=/dev/mmcblk0p2</w:t>
+      </w:r>
+      <w:r>
+        <w:rPr>
+          <w:rFonts w:ascii="Times New Roman" w:hAnsi="Times New Roman" w:cs="Times New Roman"/>
+          <w:sz w:val="28"/>
+          <w:szCs w:val="28"/>
+        </w:rPr>
+        <w:t xml:space="preserve"> — указывает, где искать корневую файловую систему </w:t>
+      </w:r>
+      <w:r>
+        <w:rPr>
+          <w:rFonts w:ascii="Cascadia Code" w:hAnsi="Cascadia Code" w:cs="Times New Roman"/>
+          <w:sz w:val="28"/>
+          <w:szCs w:val="28"/>
+        </w:rPr>
+        <w:t>rootwait</w:t>
+      </w:r>
+      <w:r>
+        <w:rPr>
+          <w:rFonts w:ascii="Times New Roman" w:hAnsi="Times New Roman" w:cs="Times New Roman"/>
+          <w:sz w:val="28"/>
+          <w:szCs w:val="28"/>
+        </w:rPr>
+        <w:t xml:space="preserve"> — ждет, пока SD-карта инициализируется, без этого может не найти rootfs </w:t>
+      </w:r>
+      <w:r>
+        <w:rPr>
+          <w:rFonts w:ascii="Cascadia Code" w:hAnsi="Cascadia Code" w:cs="Times New Roman"/>
+          <w:sz w:val="28"/>
+          <w:szCs w:val="28"/>
+        </w:rPr>
+        <w:t>console=ttyS0,115200</w:t>
+      </w:r>
+      <w:r>
+        <w:rPr>
+          <w:rFonts w:ascii="Times New Roman" w:hAnsi="Times New Roman" w:cs="Times New Roman"/>
+          <w:sz w:val="28"/>
+          <w:szCs w:val="28"/>
+        </w:rPr>
+        <w:t xml:space="preserve"> — нужен, чтобы получать отладочную информацию о запуске через UART</w:t>
+      </w:r>
+      <w:r>
+        <w:rPr>
+          <w:rFonts w:ascii="Times New Roman" w:hAnsi="Times New Roman" w:cs="Times New Roman"/>
+          <w:sz w:val="28"/>
+          <w:szCs w:val="28"/>
+        </w:rPr>
+        <w:t>.</w:t>
+      </w:r>
+    </w:p>
+    <w:p>
+      <w:pPr>
+        <w:pStyle w:val="af0"/>
+        <w:numPr>
+          <w:ilvl w:val="0"/>
+          <w:numId w:val="5"/>
+        </w:numPr>
+        <w:ind w:right="424"/>
+        <w:rPr>
+          <w:rFonts w:ascii="Times New Roman" w:hAnsi="Times New Roman" w:cs="Times New Roman"/>
+          <w:sz w:val="28"/>
+          <w:szCs w:val="28"/>
+        </w:rPr>
+      </w:pPr>
+      <w:r>
+        <w:rPr>
+          <w:rFonts w:ascii="Times New Roman" w:hAnsi="Times New Roman" w:cs="Times New Roman"/>
+          <w:sz w:val="28"/>
+          <w:szCs w:val="28"/>
+        </w:rPr>
+        <w:t xml:space="preserve">Установлена корневая файловая система </w:t>
+      </w:r>
+      <w:r>
+        <w:rPr>
+          <w:rFonts w:ascii="Times New Roman" w:hAnsi="Times New Roman" w:cs="Times New Roman"/>
+          <w:sz w:val="28"/>
+          <w:szCs w:val="28"/>
+          <w:lang w:val="en-US"/>
+        </w:rPr>
+        <w:t>rootfs</w:t>
+      </w:r>
+      <w:r>
+        <w:rPr>
+          <w:rFonts w:ascii="Times New Roman" w:hAnsi="Times New Roman" w:cs="Times New Roman"/>
+          <w:sz w:val="28"/>
+          <w:szCs w:val="28"/>
+        </w:rPr>
+        <w:t xml:space="preserve"> </w:t>
+      </w:r>
+      <w:r>
+        <w:rPr>
+          <w:rFonts w:ascii="Times New Roman" w:hAnsi="Times New Roman" w:cs="Times New Roman"/>
+          <w:sz w:val="28"/>
+          <w:szCs w:val="28"/>
+          <w:lang w:val="en-US"/>
+        </w:rPr>
+        <w:t>xfce</w:t>
+      </w:r>
+      <w:r>
+        <w:rPr>
+          <w:rFonts w:ascii="Times New Roman" w:hAnsi="Times New Roman" w:cs="Times New Roman"/>
+          <w:sz w:val="28"/>
+          <w:szCs w:val="28"/>
+        </w:rPr>
+        <w:t xml:space="preserve">, </w:t>
+      </w:r>
+      <w:r>
+        <w:rPr>
+          <w:rFonts w:ascii="Times New Roman" w:hAnsi="Times New Roman" w:cs="Times New Roman"/>
+          <w:sz w:val="28"/>
+          <w:szCs w:val="28"/>
+        </w:rPr>
+        <w:t xml:space="preserve">скачанная по ссылке </w:t>
+      </w:r>
+      <w:r>
+        <w:rPr>
+          <w:rFonts w:ascii="Times New Roman" w:hAnsi="Times New Roman" w:cs="Times New Roman"/>
+          <w:sz w:val="28"/>
+          <w:szCs w:val="28"/>
+        </w:rPr>
+        <w:t>https://nightly.altlinux.org/sisyphus-riscv64/current/regular-xfce-latest-riscv64.tar.xz</w:t>
+      </w:r>
+      <w:r>
+        <w:rPr>
+          <w:rFonts w:ascii="Times New Roman" w:hAnsi="Times New Roman" w:cs="Times New Roman"/>
+          <w:sz w:val="28"/>
+          <w:szCs w:val="28"/>
+        </w:rPr>
+        <w:t xml:space="preserve">. </w:t>
       </w:r>
     </w:p>
     <w:sectPr>
@@ -1366,7 +2337,7 @@
   <w:abstractNum w:abstractNumId="4" w15:restartNumberingAfterBreak="0">
     <w:nsid w:val="7FB92742"/>
     <w:multiLevelType w:val="multilevel"/>
-    <w:tmpl w:val="ECC26F74"/>
+    <w:tmpl w:val="5F802AD4"/>
     <w:lvl w:ilvl="0">
       <w:start w:val="1"/>
       <w:numFmt w:val="decimal"/>
@@ -1376,7 +2347,7 @@
         <w:ind w:left="720" w:hanging="360"/>
       </w:pPr>
       <w:rPr>
-        <w:rFonts w:hint="default"/>
+        <w:rFonts w:ascii="Times New Roman" w:hAnsi="Times New Roman" w:cs="Times New Roman" w:hint="default"/>
       </w:rPr>
     </w:lvl>
     <w:lvl w:ilvl="1">

--- a/лаб 5/Отчет 5.docx
+++ b/лаб 5/Отчет 5.docx
@@ -830,19 +830,20 @@
           <w:sz w:val="28"/>
           <w:szCs w:val="28"/>
         </w:rPr>
-        <w:t xml:space="preserve">Склонирован репозиторий для сборки </w:t>
-      </w:r>
-      <w:r>
-        <w:rPr>
-          <w:rFonts w:ascii="Times New Roman" w:hAnsi="Times New Roman" w:cs="Times New Roman"/>
-          <w:sz w:val="28"/>
-          <w:szCs w:val="28"/>
-        </w:rPr>
-        <w:t>Open Supervisor Binary Interface</w:t>
-      </w:r>
-      <w:r>
-        <w:rPr>
-          <w:rFonts w:ascii="Times New Roman" w:hAnsi="Times New Roman" w:cs="Times New Roman"/>
+        <w:t xml:space="preserve">Склонирован репозиторий для сборки Open Supervisor Binary Interface Этот стандарт определяет интерфейс между программной средой выполнения(M-mode) и супервизором(S-mode) </w:t>
+      </w:r>
+      <w:r>
+        <w:rPr>
+          <w:rFonts w:ascii="Cascadia Code" w:hAnsi="Cascadia Code" w:cs="Times New Roman"/>
+          <w:sz w:val="28"/>
+          <w:szCs w:val="28"/>
+          <w:lang w:val="en-US"/>
+        </w:rPr>
+        <w:t>git</w:t>
+      </w:r>
+      <w:r>
+        <w:rPr>
+          <w:rFonts w:ascii="Cascadia Code" w:hAnsi="Cascadia Code" w:cs="Times New Roman"/>
           <w:sz w:val="28"/>
           <w:szCs w:val="28"/>
         </w:rPr>
@@ -850,28 +851,12 @@
       </w:r>
       <w:r>
         <w:rPr>
-          <w:rFonts w:ascii="Times New Roman" w:hAnsi="Times New Roman" w:cs="Times New Roman"/>
-          <w:sz w:val="28"/>
-          <w:szCs w:val="28"/>
-        </w:rPr>
-        <w:t>Этот стандарт определяет интерфейс между программной средой выполнения(M-mode) и супервизором(S-mode)</w:t>
-      </w:r>
-      <w:r>
-        <w:rPr>
-          <w:rFonts w:ascii="Times New Roman" w:hAnsi="Times New Roman" w:cs="Times New Roman"/>
-          <w:sz w:val="28"/>
-          <w:szCs w:val="28"/>
-        </w:rPr>
-        <w:t xml:space="preserve"> </w:t>
-      </w:r>
-      <w:r>
-        <w:rPr>
           <w:rFonts w:ascii="Cascadia Code" w:hAnsi="Cascadia Code" w:cs="Times New Roman"/>
           <w:sz w:val="28"/>
           <w:szCs w:val="28"/>
           <w:lang w:val="en-US"/>
         </w:rPr>
-        <w:t>git</w:t>
+        <w:t>clone</w:t>
       </w:r>
       <w:r>
         <w:rPr>
@@ -879,32 +864,7 @@
           <w:sz w:val="28"/>
           <w:szCs w:val="28"/>
         </w:rPr>
-        <w:t xml:space="preserve"> </w:t>
-      </w:r>
-      <w:r>
-        <w:rPr>
-          <w:rFonts w:ascii="Cascadia Code" w:hAnsi="Cascadia Code" w:cs="Times New Roman"/>
-          <w:sz w:val="28"/>
-          <w:szCs w:val="28"/>
-          <w:lang w:val="en-US"/>
-        </w:rPr>
-        <w:t>clone</w:t>
-      </w:r>
-      <w:r>
-        <w:rPr>
-          <w:rFonts w:ascii="Cascadia Code" w:hAnsi="Cascadia Code" w:cs="Times New Roman"/>
-          <w:sz w:val="28"/>
-          <w:szCs w:val="28"/>
-        </w:rPr>
-        <w:t xml:space="preserve"> </w:t>
-      </w:r>
-      <w:r>
-        <w:rPr>
-          <w:rFonts w:ascii="Cascadia Code" w:hAnsi="Cascadia Code" w:cs="Times New Roman"/>
-          <w:sz w:val="28"/>
-          <w:szCs w:val="28"/>
-        </w:rPr>
-        <w:t>https://github.com/riscv-software-src/opensbi</w:t>
+        <w:t xml:space="preserve"> https://github.com/riscv-software-src/opensbi</w:t>
       </w:r>
     </w:p>
     <w:p>
@@ -1033,6 +993,7 @@
       <w:r>
         <w:rPr>
           <w:rFonts w:cs="Times New Roman"/>
+          <w:noProof/>
           <w:sz w:val="28"/>
           <w:szCs w:val="28"/>
         </w:rPr>
@@ -1133,7 +1094,7 @@
           <w:szCs w:val="28"/>
           <w:lang w:val="en-US"/>
         </w:rPr>
-        <w:t xml:space="preserve"> u-boot: </w:t>
+        <w:t xml:space="preserve"> u-boot: git clone https://github.com/smaeul/u-boot -b d1-wip, cd u-boot, make CROSS_COMPILE=riscv64-linux-gnu- lichee_rv_dock_defconfig, </w:t>
       </w:r>
       <w:r>
         <w:rPr>
@@ -1142,70 +1103,7 @@
           <w:szCs w:val="28"/>
           <w:lang w:val="en-US"/>
         </w:rPr>
-        <w:t>git clone https://github.com/smaeul/u-boot -b d1-wip</w:t>
-      </w:r>
-      <w:r>
-        <w:rPr>
-          <w:rFonts w:ascii="Times New Roman" w:hAnsi="Times New Roman" w:cs="Times New Roman"/>
-          <w:sz w:val="28"/>
-          <w:szCs w:val="28"/>
-          <w:lang w:val="en-US"/>
-        </w:rPr>
-        <w:t xml:space="preserve">, </w:t>
-      </w:r>
-      <w:r>
-        <w:rPr>
-          <w:rFonts w:ascii="Times New Roman" w:hAnsi="Times New Roman" w:cs="Times New Roman"/>
-          <w:sz w:val="28"/>
-          <w:szCs w:val="28"/>
-          <w:lang w:val="en-US"/>
-        </w:rPr>
-        <w:t>cd u-boot</w:t>
-      </w:r>
-      <w:r>
-        <w:rPr>
-          <w:rFonts w:ascii="Times New Roman" w:hAnsi="Times New Roman" w:cs="Times New Roman"/>
-          <w:sz w:val="28"/>
-          <w:szCs w:val="28"/>
-          <w:lang w:val="en-US"/>
-        </w:rPr>
-        <w:t xml:space="preserve">, </w:t>
-      </w:r>
-      <w:r>
-        <w:rPr>
-          <w:rFonts w:ascii="Times New Roman" w:hAnsi="Times New Roman" w:cs="Times New Roman"/>
-          <w:sz w:val="28"/>
-          <w:szCs w:val="28"/>
-          <w:lang w:val="en-US"/>
-        </w:rPr>
-        <w:t>make CROSS_COMPILE=riscv64-linux-gnu- lichee_rv_dock_defconfig</w:t>
-      </w:r>
-      <w:r>
-        <w:rPr>
-          <w:rFonts w:ascii="Times New Roman" w:hAnsi="Times New Roman" w:cs="Times New Roman"/>
-          <w:sz w:val="28"/>
-          <w:szCs w:val="28"/>
-          <w:lang w:val="en-US"/>
-        </w:rPr>
-        <w:t xml:space="preserve">, </w:t>
-      </w:r>
-      <w:r>
-        <w:rPr>
-          <w:rFonts w:ascii="Times New Roman" w:hAnsi="Times New Roman" w:cs="Times New Roman"/>
-          <w:sz w:val="28"/>
-          <w:szCs w:val="28"/>
-          <w:lang w:val="en-US"/>
-        </w:rPr>
-        <w:t>make CROSS_COMPILE=riscv64-linux-gnuOPENSBI=../opensbi/build/platform/generic/firmware/fw_dynamic.bin</w:t>
-      </w:r>
-      <w:r>
-        <w:rPr>
-          <w:rFonts w:ascii="Times New Roman" w:hAnsi="Times New Roman" w:cs="Times New Roman"/>
-          <w:sz w:val="28"/>
-          <w:szCs w:val="28"/>
-          <w:lang w:val="en-US"/>
-        </w:rPr>
-        <w:t>.</w:t>
+        <w:t>make CROSS_COMPILE=riscv64-linux-gnuOPENSBI=../opensbi/build/platform/generic/firmware/fw_dynamic.bin.</w:t>
       </w:r>
       <w:r>
         <w:rPr>
@@ -1218,6 +1116,7 @@
       <w:r>
         <w:rPr>
           <w:rFonts w:cs="Times New Roman"/>
+          <w:noProof/>
           <w:sz w:val="28"/>
           <w:szCs w:val="28"/>
         </w:rPr>
@@ -1273,6 +1172,7 @@
       <w:r>
         <w:rPr>
           <w:rFonts w:eastAsia="Times New Roman" w:cs="Times New Roman"/>
+          <w:noProof/>
           <w:kern w:val="0"/>
           <w:lang w:eastAsia="ru-RU" w:bidi="ar-SA"/>
         </w:rPr>
@@ -1373,7 +1273,15 @@
           <w:szCs w:val="28"/>
           <w:lang w:val="en-US"/>
         </w:rPr>
-        <w:t xml:space="preserve"> u-boot </w:t>
+        <w:t xml:space="preserve"> u-boot u-boot-sunxi-with-spl.bin </w:t>
+      </w:r>
+      <w:r>
+        <w:rPr>
+          <w:rFonts w:ascii="Times New Roman" w:hAnsi="Times New Roman" w:cs="Times New Roman"/>
+          <w:sz w:val="28"/>
+          <w:szCs w:val="28"/>
+        </w:rPr>
+        <w:t>оказался</w:t>
       </w:r>
       <w:r>
         <w:rPr>
@@ -1382,7 +1290,15 @@
           <w:szCs w:val="28"/>
           <w:lang w:val="en-US"/>
         </w:rPr>
-        <w:t>u-boot-sunxi-with-spl.bin</w:t>
+        <w:t xml:space="preserve"> </w:t>
+      </w:r>
+      <w:r>
+        <w:rPr>
+          <w:rFonts w:ascii="Times New Roman" w:hAnsi="Times New Roman" w:cs="Times New Roman"/>
+          <w:sz w:val="28"/>
+          <w:szCs w:val="28"/>
+        </w:rPr>
+        <w:t>в</w:t>
       </w:r>
       <w:r>
         <w:rPr>
@@ -1399,7 +1315,7 @@
           <w:sz w:val="28"/>
           <w:szCs w:val="28"/>
         </w:rPr>
-        <w:t>оказался</w:t>
+        <w:t>директории</w:t>
       </w:r>
       <w:r>
         <w:rPr>
@@ -1416,7 +1332,7 @@
           <w:sz w:val="28"/>
           <w:szCs w:val="28"/>
         </w:rPr>
-        <w:t>в</w:t>
+        <w:t>сборки</w:t>
       </w:r>
       <w:r>
         <w:rPr>
@@ -1425,45 +1341,12 @@
           <w:szCs w:val="28"/>
           <w:lang w:val="en-US"/>
         </w:rPr>
-        <w:t xml:space="preserve"> </w:t>
-      </w:r>
-      <w:r>
-        <w:rPr>
-          <w:rFonts w:ascii="Times New Roman" w:hAnsi="Times New Roman" w:cs="Times New Roman"/>
-          <w:sz w:val="28"/>
-          <w:szCs w:val="28"/>
-        </w:rPr>
-        <w:t>директории</w:t>
-      </w:r>
-      <w:r>
-        <w:rPr>
-          <w:rFonts w:ascii="Times New Roman" w:hAnsi="Times New Roman" w:cs="Times New Roman"/>
-          <w:sz w:val="28"/>
-          <w:szCs w:val="28"/>
-          <w:lang w:val="en-US"/>
-        </w:rPr>
-        <w:t xml:space="preserve"> </w:t>
-      </w:r>
-      <w:r>
-        <w:rPr>
-          <w:rFonts w:ascii="Times New Roman" w:hAnsi="Times New Roman" w:cs="Times New Roman"/>
-          <w:sz w:val="28"/>
-          <w:szCs w:val="28"/>
-        </w:rPr>
-        <w:t>сборки</w:t>
-      </w:r>
-      <w:r>
-        <w:rPr>
-          <w:rFonts w:ascii="Times New Roman" w:hAnsi="Times New Roman" w:cs="Times New Roman"/>
-          <w:sz w:val="28"/>
-          <w:szCs w:val="28"/>
-          <w:lang w:val="en-US"/>
-        </w:rPr>
         <w:t xml:space="preserve">. </w:t>
       </w:r>
       <w:r>
         <w:rPr>
           <w:rFonts w:cs="Times New Roman"/>
+          <w:noProof/>
           <w:sz w:val="28"/>
           <w:szCs w:val="28"/>
         </w:rPr>
@@ -1591,6 +1474,7 @@
       <w:r>
         <w:rPr>
           <w:rFonts w:cs="Times New Roman"/>
+          <w:noProof/>
           <w:sz w:val="28"/>
           <w:szCs w:val="28"/>
         </w:rPr>
@@ -1752,7 +1636,7 @@
         </w:numPr>
         <w:ind w:right="424"/>
         <w:rPr>
-          <w:rFonts w:ascii="Times New Roman" w:hAnsi="Times New Roman" w:cs="Times New Roman"/>
+          <w:rFonts w:cs="Times New Roman"/>
           <w:sz w:val="28"/>
           <w:szCs w:val="28"/>
         </w:rPr>
@@ -1809,19 +1693,77 @@
       </w:r>
       <w:r>
         <w:rPr>
-          <w:rFonts w:ascii="Times New Roman" w:hAnsi="Times New Roman" w:cs="Times New Roman"/>
-          <w:sz w:val="28"/>
-          <w:szCs w:val="28"/>
-        </w:rPr>
-        <w:t>https://nightly.altlinux.org/sisyphus-riscv64/current/regular-xfce-latest-riscv64.tar.xz</w:t>
-      </w:r>
-      <w:r>
-        <w:rPr>
-          <w:rFonts w:ascii="Times New Roman" w:hAnsi="Times New Roman" w:cs="Times New Roman"/>
-          <w:sz w:val="28"/>
-          <w:szCs w:val="28"/>
-        </w:rPr>
-        <w:t xml:space="preserve">. </w:t>
+          <w:rFonts w:cs="Times New Roman"/>
+          <w:sz w:val="28"/>
+          <w:szCs w:val="28"/>
+        </w:rPr>
+        <w:drawing>
+          <wp:inline distT="0" distB="0" distL="0" distR="0" wp14:anchorId="3E858083" wp14:editId="08F1F388">
+            <wp:extent cx="2819400" cy="1133475"/>
+            <wp:effectExtent l="0" t="0" r="0" b="9525"/>
+            <wp:docPr id="80838436" name="Рисунок 2"/>
+            <wp:cNvGraphicFramePr>
+              <a:graphicFrameLocks xmlns:a="http://schemas.openxmlformats.org/drawingml/2006/main" noChangeAspect="1"/>
+            </wp:cNvGraphicFramePr>
+            <a:graphic xmlns:a="http://schemas.openxmlformats.org/drawingml/2006/main">
+              <a:graphicData uri="http://schemas.openxmlformats.org/drawingml/2006/picture">
+                <pic:pic xmlns:pic="http://schemas.openxmlformats.org/drawingml/2006/picture">
+                  <pic:nvPicPr>
+                    <pic:cNvPr id="0" name="Picture 6"/>
+                    <pic:cNvPicPr>
+                      <a:picLocks noChangeAspect="1" noChangeArrowheads="1"/>
+                    </pic:cNvPicPr>
+                  </pic:nvPicPr>
+                  <pic:blipFill>
+                    <a:blip r:embed="rId11">
+                      <a:extLst>
+                        <a:ext uri="{28A0092B-C50C-407E-A947-70E740481C1C}">
+                          <a14:useLocalDpi xmlns:a14="http://schemas.microsoft.com/office/drawing/2010/main" val="0"/>
+                        </a:ext>
+                      </a:extLst>
+                    </a:blip>
+                    <a:srcRect/>
+                    <a:stretch>
+                      <a:fillRect/>
+                    </a:stretch>
+                  </pic:blipFill>
+                  <pic:spPr bwMode="auto">
+                    <a:xfrm>
+                      <a:off x="0" y="0"/>
+                      <a:ext cx="2819400" cy="1133475"/>
+                    </a:xfrm>
+                    <a:prstGeom prst="rect">
+                      <a:avLst/>
+                    </a:prstGeom>
+                    <a:noFill/>
+                    <a:ln>
+                      <a:noFill/>
+                    </a:ln>
+                  </pic:spPr>
+                </pic:pic>
+              </a:graphicData>
+            </a:graphic>
+          </wp:inline>
+        </w:drawing>
+      </w:r>
+    </w:p>
+    <w:p>
+      <w:pPr>
+        <w:pStyle w:val="af0"/>
+        <w:ind w:right="424"/>
+        <w:rPr>
+          <w:rFonts w:ascii="Times New Roman" w:hAnsi="Times New Roman" w:cs="Times New Roman"/>
+          <w:sz w:val="28"/>
+          <w:szCs w:val="28"/>
+        </w:rPr>
+      </w:pPr>
+      <w:r>
+        <w:rPr>
+          <w:rFonts w:ascii="Times New Roman" w:hAnsi="Times New Roman" w:cs="Times New Roman"/>
+          <w:sz w:val="28"/>
+          <w:szCs w:val="28"/>
+        </w:rPr>
+        <w:t xml:space="preserve">https://nightly.altlinux.org/sisyphus-riscv64/current/regular-xfce-latest-riscv64.tar.xz. </w:t>
       </w:r>
     </w:p>
     <w:sectPr>
